--- a/docs/word/11_sql_nang_cao.docx
+++ b/docs/word/11_sql_nang_cao.docx
@@ -15649,7 +15649,7 @@
               <w:pStyle w:val="NoiDungBang"/>
             </w:pPr>
             <w:r>
-              <w:t xml:space="preserve">297</w:t>
+              <w:t xml:space="preserve">285</w:t>
             </w:r>
           </w:p>
         </w:tc>
@@ -42900,19 +42900,7 @@
         <w:pStyle w:val="FirstParagraph"/>
       </w:pPr>
       <w:r>
-        <w:t xml:space="preserve">Ứng dụng dùng SQLite, vốn không có FUNCTION và PROCEDURE viết bằng SQL. Các view được tạo lại trong</w:t>
-      </w:r>
-      <w:r>
-        <w:t xml:space="preserve"> </w:t>
-      </w:r>
-      <w:r>
-        <w:rPr>
-          <w:rStyle w:val="VerbatimChar"/>
-        </w:rPr>
-        <w:t xml:space="preserve">sql/sqlite/04_view.sql</w:t>
-      </w:r>
-      <w:r>
-        <w:t xml:space="preserve">; phần còn lại nằm trong các lớp repository.</w:t>
+        <w:t xml:space="preserve">Các đối tượng và báo cáo ở trên tương ứng với những chức năng sau của ứng dụng:</w:t>
       </w:r>
     </w:p>
     <w:tbl>
@@ -42923,8 +42911,8 @@
         <w:tblLook w:firstRow="1" w:lastRow="0" w:firstColumn="0" w:lastColumn="0" w:noHBand="0" w:noVBand="0" w:val="0020"/>
       </w:tblPr>
       <w:tblGrid>
-        <w:gridCol w:w="3860"/>
-        <w:gridCol w:w="4059"/>
+        <w:gridCol w:w="3374"/>
+        <w:gridCol w:w="4545"/>
       </w:tblGrid>
       <w:tr>
         <w:trPr>
@@ -42937,18 +42925,18 @@
               <w:pStyle w:val="NoiDungBang"/>
             </w:pPr>
             <w:r>
-              <w:t xml:space="preserve">Trên SQL Server</w:t>
-            </w:r>
-          </w:p>
-        </w:tc>
-        <w:tc>
-          <w:tcPr/>
-          <w:p>
-            <w:pPr>
-              <w:pStyle w:val="NoiDungBang"/>
-            </w:pPr>
-            <w:r>
-              <w:t xml:space="preserve">Trên ứng dụng (SQLite)</w:t>
+              <w:t xml:space="preserve">Đối tượng / truy vấn</w:t>
+            </w:r>
+          </w:p>
+        </w:tc>
+        <w:tc>
+          <w:tcPr/>
+          <w:p>
+            <w:pPr>
+              <w:pStyle w:val="NoiDungBang"/>
+            </w:pPr>
+            <w:r>
+              <w:t xml:space="preserve">Chức năng trên ứng dụng</w:t>
             </w:r>
           </w:p>
         </w:tc>
@@ -42978,20 +42966,93 @@
               </w:rPr>
               <w:t xml:space="preserve">FN_TinhBMI</w:t>
             </w:r>
-          </w:p>
-        </w:tc>
-        <w:tc>
-          <w:tcPr/>
-          <w:p>
-            <w:pPr>
-              <w:pStyle w:val="NoiDungBang"/>
-            </w:pPr>
-            <w:r>
-              <w:t xml:space="preserve">Công thức viết thẳng trong view</w:t>
+            <w:r>
+              <w:t xml:space="preserve">,</w:t>
             </w:r>
             <w:r>
               <w:t xml:space="preserve"> </w:t>
             </w:r>
+            <w:r>
+              <w:rPr>
+                <w:rStyle w:val="VerbatimChar"/>
+              </w:rPr>
+              <w:t xml:space="preserve">FN_PhanLoaiBMI</w:t>
+            </w:r>
+          </w:p>
+        </w:tc>
+        <w:tc>
+          <w:tcPr/>
+          <w:p>
+            <w:pPr>
+              <w:pStyle w:val="NoiDungBang"/>
+            </w:pPr>
+            <w:r>
+              <w:t xml:space="preserve">Tuổi, BMI và phân loại BMI ở danh sách và chi tiết hồ sơ</w:t>
+            </w:r>
+          </w:p>
+        </w:tc>
+      </w:tr>
+      <w:tr>
+        <w:tc>
+          <w:tcPr/>
+          <w:p>
+            <w:pPr>
+              <w:pStyle w:val="NoiDungBang"/>
+            </w:pPr>
+            <w:r>
+              <w:rPr>
+                <w:rStyle w:val="VerbatimChar"/>
+              </w:rPr>
+              <w:t xml:space="preserve">FN_DanhGiaChiSo</w:t>
+            </w:r>
+          </w:p>
+        </w:tc>
+        <w:tc>
+          <w:tcPr/>
+          <w:p>
+            <w:pPr>
+              <w:pStyle w:val="NoiDungBang"/>
+            </w:pPr>
+            <w:r>
+              <w:t xml:space="preserve">Nhãn "Bình thường" / "Cần chú ý" / "Nguy hiểm" của từng chỉ số ở chi tiết lần đo</w:t>
+            </w:r>
+          </w:p>
+        </w:tc>
+      </w:tr>
+      <w:tr>
+        <w:tc>
+          <w:tcPr/>
+          <w:p>
+            <w:pPr>
+              <w:pStyle w:val="NoiDungBang"/>
+            </w:pPr>
+            <w:r>
+              <w:rPr>
+                <w:rStyle w:val="VerbatimChar"/>
+              </w:rPr>
+              <w:t xml:space="preserve">FN_ChiSoMoiNhat</w:t>
+            </w:r>
+          </w:p>
+        </w:tc>
+        <w:tc>
+          <w:tcPr/>
+          <w:p>
+            <w:pPr>
+              <w:pStyle w:val="NoiDungBang"/>
+            </w:pPr>
+            <w:r>
+              <w:t xml:space="preserve">Mục "Chỉ số mới nhất" ở chi tiết hồ sơ</w:t>
+            </w:r>
+          </w:p>
+        </w:tc>
+      </w:tr>
+      <w:tr>
+        <w:tc>
+          <w:tcPr/>
+          <w:p>
+            <w:pPr>
+              <w:pStyle w:val="NoiDungBang"/>
+            </w:pPr>
             <w:r>
               <w:rPr>
                 <w:rStyle w:val="VerbatimChar"/>
@@ -43000,6 +43061,17 @@
             </w:r>
           </w:p>
         </w:tc>
+        <w:tc>
+          <w:tcPr/>
+          <w:p>
+            <w:pPr>
+              <w:pStyle w:val="NoiDungBang"/>
+            </w:pPr>
+            <w:r>
+              <w:t xml:space="preserve">Danh sách hồ sơ: mỗi người một dòng kèm số lần đo và lần đo gần nhất</w:t>
+            </w:r>
+          </w:p>
+        </w:tc>
       </w:tr>
       <w:tr>
         <w:tc>
@@ -43008,93 +43080,33 @@
             <w:pPr>
               <w:pStyle w:val="NoiDungBang"/>
             </w:pPr>
-            <w:r>
-              <w:rPr>
-                <w:rStyle w:val="VerbatimChar"/>
-              </w:rPr>
-              <w:t xml:space="preserve">FN_DanhGiaChiSo</w:t>
-            </w:r>
-          </w:p>
-        </w:tc>
-        <w:tc>
-          <w:tcPr/>
-          <w:p>
-            <w:pPr>
-              <w:pStyle w:val="NoiDungBang"/>
-            </w:pPr>
-            <w:r>
-              <w:t xml:space="preserve">Cột</w:t>
-            </w:r>
-            <w:r>
-              <w:t xml:space="preserve"> </w:t>
-            </w:r>
-            <w:r>
-              <w:rPr>
-                <w:rStyle w:val="VerbatimChar"/>
-              </w:rPr>
-              <w:t xml:space="preserve">MucDo</w:t>
-            </w:r>
-            <w:r>
-              <w:t xml:space="preserve"> </w:t>
-            </w:r>
-            <w:r>
-              <w:t xml:space="preserve">của view</w:t>
-            </w:r>
-            <w:r>
-              <w:t xml:space="preserve"> </w:t>
-            </w:r>
-            <w:r>
-              <w:rPr>
-                <w:rStyle w:val="VerbatimChar"/>
-              </w:rPr>
-              <w:t xml:space="preserve">V_CHI_TIET_DANH_GIA</w:t>
-            </w:r>
-          </w:p>
-        </w:tc>
-      </w:tr>
-      <w:tr>
-        <w:tc>
-          <w:tcPr/>
-          <w:p>
-            <w:pPr>
-              <w:pStyle w:val="NoiDungBang"/>
-            </w:pPr>
-            <w:r>
-              <w:rPr>
-                <w:rStyle w:val="VerbatimChar"/>
-              </w:rPr>
-              <w:t xml:space="preserve">V_HO_SO_TONG_HOP</w:t>
-            </w:r>
-            <w:r>
-              <w:t xml:space="preserve">,</w:t>
-            </w:r>
-            <w:r>
-              <w:t xml:space="preserve"> </w:t>
-            </w:r>
-            <w:r>
-              <w:rPr>
-                <w:rStyle w:val="VerbatimChar"/>
-              </w:rPr>
-              <w:t xml:space="preserve">V_CHI_TIET_DANH_GIA</w:t>
-            </w:r>
-            <w:r>
-              <w:t xml:space="preserve">,</w:t>
-            </w:r>
-            <w:r>
-              <w:t xml:space="preserve"> </w:t>
-            </w:r>
             <w:r>
               <w:rPr>
                 <w:rStyle w:val="VerbatimChar"/>
               </w:rPr>
               <w:t xml:space="preserve">V_LAN_DO_TONG_HOP</w:t>
             </w:r>
-            <w:r>
-              <w:t xml:space="preserve">,</w:t>
-            </w:r>
-            <w:r>
-              <w:t xml:space="preserve"> </w:t>
-            </w:r>
+          </w:p>
+        </w:tc>
+        <w:tc>
+          <w:tcPr/>
+          <w:p>
+            <w:pPr>
+              <w:pStyle w:val="NoiDungBang"/>
+            </w:pPr>
+            <w:r>
+              <w:t xml:space="preserve">Thẻ lần đo ở tab Lịch sử: các chỉ số trên một dòng, kèm mức độ nặng nhất</w:t>
+            </w:r>
+          </w:p>
+        </w:tc>
+      </w:tr>
+      <w:tr>
+        <w:tc>
+          <w:tcPr/>
+          <w:p>
+            <w:pPr>
+              <w:pStyle w:val="NoiDungBang"/>
+            </w:pPr>
             <w:r>
               <w:rPr>
                 <w:rStyle w:val="VerbatimChar"/>
@@ -43110,7 +43122,7 @@
               <w:pStyle w:val="NoiDungBang"/>
             </w:pPr>
             <w:r>
-              <w:t xml:space="preserve">Cùng tên, cùng ý nghĩa</w:t>
+              <w:t xml:space="preserve">Tab Cảnh báo</w:t>
             </w:r>
           </w:p>
         </w:tc>
@@ -43137,16 +43149,7 @@
               <w:pStyle w:val="NoiDungBang"/>
             </w:pPr>
             <w:r>
-              <w:rPr>
-                <w:rStyle w:val="VerbatimChar"/>
-              </w:rPr>
-              <w:t xml:space="preserve">SqliteLanDoRepository.them()</w:t>
-            </w:r>
-            <w:r>
-              <w:t xml:space="preserve"> </w:t>
-            </w:r>
-            <w:r>
-              <w:t xml:space="preserve">— cùng các bước kiểm tra, cùng một giao dịch</w:t>
+              <w:t xml:space="preserve">Form "Thêm lần đo": cùng các bước kiểm tra, lưu trong một giao dịch</w:t>
             </w:r>
           </w:p>
         </w:tc>
@@ -43173,10 +43176,34 @@
               <w:pStyle w:val="NoiDungBang"/>
             </w:pPr>
             <w:r>
+              <w:t xml:space="preserve">Tab Lịch sử với bộ lọc theo người và khoảng thời gian</w:t>
+            </w:r>
+          </w:p>
+        </w:tc>
+      </w:tr>
+      <w:tr>
+        <w:tc>
+          <w:tcPr/>
+          <w:p>
+            <w:pPr>
+              <w:pStyle w:val="NoiDungBang"/>
+            </w:pPr>
+            <w:r>
               <w:rPr>
                 <w:rStyle w:val="VerbatimChar"/>
               </w:rPr>
-              <w:t xml:space="preserve">SqliteLanDoRepository.layLichSu()</w:t>
+              <w:t xml:space="preserve">SP_TimNguoiDung</w:t>
+            </w:r>
+          </w:p>
+        </w:tc>
+        <w:tc>
+          <w:tcPr/>
+          <w:p>
+            <w:pPr>
+              <w:pStyle w:val="NoiDungBang"/>
+            </w:pPr>
+            <w:r>
+              <w:t xml:space="preserve">Ô tìm kiếm và chip lọc ở danh sách hồ sơ</w:t>
             </w:r>
           </w:p>
         </w:tc>
@@ -43209,16 +43236,7 @@
               <w:pStyle w:val="NoiDungBang"/>
             </w:pPr>
             <w:r>
-              <w:rPr>
-                <w:rStyle w:val="VerbatimChar"/>
-              </w:rPr>
-              <w:t xml:space="preserve">SqliteThongKeRepository.layThongKe()</w:t>
-            </w:r>
-            <w:r>
-              <w:t xml:space="preserve"> </w:t>
-            </w:r>
-            <w:r>
-              <w:t xml:space="preserve">— màn hình Thống kê</w:t>
+              <w:t xml:space="preserve">Màn hình Thống kê</w:t>
             </w:r>
           </w:p>
         </w:tc>
@@ -43231,42 +43249,6 @@
               <w:pStyle w:val="NoiDungBang"/>
             </w:pPr>
             <w:r>
-              <w:rPr>
-                <w:rStyle w:val="VerbatimChar"/>
-              </w:rPr>
-              <w:t xml:space="preserve">SP_TimNguoiDung</w:t>
-            </w:r>
-          </w:p>
-        </w:tc>
-        <w:tc>
-          <w:tcPr/>
-          <w:p>
-            <w:pPr>
-              <w:pStyle w:val="NoiDungBang"/>
-            </w:pPr>
-            <w:r>
-              <w:rPr>
-                <w:rStyle w:val="VerbatimChar"/>
-              </w:rPr>
-              <w:t xml:space="preserve">SqliteHoSoRepository.layDanhSach()</w:t>
-            </w:r>
-            <w:r>
-              <w:t xml:space="preserve"> </w:t>
-            </w:r>
-            <w:r>
-              <w:t xml:space="preserve">— danh sách hồ sơ</w:t>
-            </w:r>
-          </w:p>
-        </w:tc>
-      </w:tr>
-      <w:tr>
-        <w:tc>
-          <w:tcPr/>
-          <w:p>
-            <w:pPr>
-              <w:pStyle w:val="NoiDungBang"/>
-            </w:pPr>
-            <w:r>
               <w:t xml:space="preserve">Mục H.1</w:t>
             </w:r>
           </w:p>
@@ -43278,44 +43260,12 @@
               <w:pStyle w:val="NoiDungBang"/>
             </w:pPr>
             <w:r>
-              <w:rPr>
-                <w:rStyle w:val="VerbatimChar"/>
-              </w:rPr>
-              <w:t xml:space="preserve">SqliteTongQuanRepository.layTongQuan()</w:t>
-            </w:r>
-            <w:r>
-              <w:t xml:space="preserve"> </w:t>
-            </w:r>
-            <w:r>
-              <w:t xml:space="preserve">— màn hình Tổng quan</w:t>
+              <w:t xml:space="preserve">Màn hình Tổng quan</w:t>
             </w:r>
           </w:p>
         </w:tc>
       </w:tr>
     </w:tbl>
-    <w:p>
-      <w:pPr>
-        <w:pStyle w:val="FirstParagraph"/>
-      </w:pPr>
-      <w:r>
-        <w:t xml:space="preserve">Hai hệ được đối chiếu tự động bằng</w:t>
-      </w:r>
-      <w:r>
-        <w:t xml:space="preserve"> </w:t>
-      </w:r>
-      <w:r>
-        <w:rPr>
-          <w:rStyle w:val="VerbatimChar"/>
-        </w:rPr>
-        <w:t xml:space="preserve">tool/doi_chieu_hai_he.sh</w:t>
-      </w:r>
-      <w:r>
-        <w:t xml:space="preserve"> </w:t>
-      </w:r>
-      <w:r>
-        <w:t xml:space="preserve">(kết quả ở Phần 12).</w:t>
-      </w:r>
-    </w:p>
     <w:sectPr>
       <w:footnotePr>
         <w:numRestart w:val="eachSect"/>
